--- a/por/docx/66.content.docx
+++ b/por/docx/66.content.docx
@@ -28,22 +28,6 @@
       </w:r>
     </w:p>
     <w:p>
-      <w:pPr>
-        <w:pStyle w:val="Heading2"/>
-      </w:pPr>
-      <w:r>
-        <w:rPr>
-          <w:lang w:val="pt_PT" w:bidi="pt_PT"/>
-        </w:rPr>
-        <w:t>License Information</w:t>
-      </w:r>
-      <w:r>
-        <w:rPr>
-          <w:lang w:val="pt_PT" w:bidi="pt_PT"/>
-        </w:rPr>
-      </w:r>
-    </w:p>
-    <w:p>
       <w:pPr/>
       <w:r>
         <w:rPr>
@@ -55,86 +39,25 @@
           <w:b/>
           <w:lang w:val="pt_PT" w:bidi="pt_PT"/>
         </w:rPr>
-        <w:t>Notas de Estudo (Biblica)</w:t>
-      </w:r>
-      <w:r>
-        <w:rPr>
-          <w:lang w:val="pt_PT" w:bidi="pt_PT"/>
-        </w:rPr>
-        <w:t xml:space="preserve"> (Portuguese) is based on</w:t>
-      </w:r>
-      <w:r>
-        <w:rPr>
-          <w:lang w:val="pt_PT" w:bidi="pt_PT"/>
-        </w:rPr>
-        <w:t xml:space="preserve">: </w:t>
-      </w:r>
-      <w:r>
-        <w:rPr>
-          <w:lang w:val="pt_PT" w:bidi="pt_PT"/>
-        </w:rPr>
         <w:t>Biblica Study Notes</w:t>
       </w:r>
       <w:r>
         <w:rPr>
           <w:lang w:val="pt_PT" w:bidi="pt_PT"/>
         </w:rPr>
-        <w:t xml:space="preserve">, </w:t>
-      </w:r>
-      <w:hyperlink r:id="rId13">
-        <w:r>
-          <w:rPr>
-            <w:lang w:val="pt_PT" w:bidi="pt_PT"/>
-          </w:rPr>
-          <w:rPr>
-            <w:color w:val="0000EE"/>
-            <w:u w:val="single"/>
-          </w:rPr>
-          <w:t>Biblica Inc.</w:t>
-        </w:r>
-      </w:hyperlink>
-      <w:r>
-        <w:rPr>
-          <w:lang w:val="pt_PT" w:bidi="pt_PT"/>
-        </w:rPr>
-        <w:t xml:space="preserve">, 2023, which is licensed under a </w:t>
-      </w:r>
-      <w:hyperlink r:id="rId14">
-        <w:r>
-          <w:rPr>
-            <w:lang w:val="pt_PT" w:bidi="pt_PT"/>
-          </w:rPr>
-          <w:rPr>
-            <w:color w:val="0000EE"/>
-            <w:u w:val="single"/>
-          </w:rPr>
-          <w:t>CC BY-SA 4.0 license</w:t>
-        </w:r>
-      </w:hyperlink>
-      <w:r>
-        <w:rPr>
-          <w:lang w:val="pt_PT" w:bidi="pt_PT"/>
-        </w:rPr>
-        <w:t>.</w:t>
-      </w:r>
-      <w:r>
-        <w:rPr>
-          <w:lang w:val="pt_PT" w:bidi="pt_PT"/>
-        </w:rPr>
-      </w:r>
-    </w:p>
-    <w:p>
-      <w:pPr/>
-      <w:r>
-        <w:rPr>
-          <w:lang w:val="pt_PT" w:bidi="pt_PT"/>
-        </w:rPr>
-      </w:r>
-      <w:r>
-        <w:rPr>
-          <w:lang w:val="pt_PT" w:bidi="pt_PT"/>
-        </w:rPr>
-        <w:t>This PDF version is provided under the same license.</w:t>
+        <w:t xml:space="preserve"> © 2023 Biblica Inc. Released under CC BY-SA 4.0 license. </w:t>
+      </w:r>
+      <w:r>
+        <w:rPr>
+          <w:lang w:val="pt_PT" w:bidi="pt_PT"/>
+        </w:rPr>
+        <w:t>Biblica Study Notes</w:t>
+      </w:r>
+      <w:r>
+        <w:rPr>
+          <w:lang w:val="pt_PT" w:bidi="pt_PT"/>
+        </w:rPr>
+        <w:t xml:space="preserve"> has been adapted in the following languages: Tok Pisin, Arabic (عربي), French (Français), Hindi (हिंदी), Indonesian (Bahasa Indonesia), Portuguese (Português), Russian (Русский), Spanish (Español), Swahili (Kiswahili), and Simplified Chinese (简体中文)from Biblica Study Notes © 2023 Biblica Inc. Released under CC BY-SA 4.0 license by Mission Mutual</w:t>
       </w:r>
       <w:r>
         <w:rPr>

--- a/por/docx/66.content.docx
+++ b/por/docx/66.content.docx
@@ -116,26 +116,6 @@
           <w:lang w:val="pt_PT" w:bidi="pt_PT"/>
         </w:rPr>
         <w:t>REV</w:t>
-      </w:r>
-      <w:r>
-        <w:rPr>
-          <w:lang w:val="pt_PT" w:bidi="pt_PT"/>
-        </w:rPr>
-      </w:r>
-    </w:p>
-    <w:p>
-      <w:pPr/>
-      <w:r>
-        <w:rPr>
-          <w:lang w:val="pt_PT" w:bidi="pt_PT"/>
-        </w:rPr>
-      </w:r>
-      <w:r>
-        <w:rPr>
-          <w:i/>
-          <w:lang w:val="pt_PT" w:bidi="pt_PT"/>
-        </w:rPr>
-        <w:t>Apocalipse 1.1–8, Apocalipse 1.9–20, Apocalipse 2.1–17, Apocalipse 2.18–3.6, Apocalipse 3.7–22, Apocalipse 4.1–11, Apocalipse 5.1–14, Apocalipse 6.1–8, Apocalipse 6.9–17, Apocalipse 7.1–17, Apocalipse 8.1–5, Apocalipse 8.6–13, Apocalipse 9.1–12, Apocalipse 9.13–21, Apocalipse 10.1–11, Apocalipse 11.1–14, Apocalipse 11.15–19, Apocalipse 12.1–17, Apocalipse 13.1–18, Apocalipse 14.1–5, Apocalipse 14.6–13, Apocalipse 14.14–20, Apocalipse 15.1–8, Apocalipse 16.1–21, Apocalipse 17.1–18, Apocalipse 18.1–24, Apocalipse 19.1–10, Apocalipse 19.11–21, Apocalipse 20.1–15, Apocalipse 21.1–8, Apocalipse 21.9–21, Apocalipse 21.22–22.5, Apocalipse 22.6–21</w:t>
       </w:r>
       <w:r>
         <w:rPr>

--- a/por/docx/66.content.docx
+++ b/por/docx/66.content.docx
@@ -19,7 +19,7 @@
         <w:rPr>
           <w:lang w:val="pt_PT" w:bidi="pt_PT"/>
         </w:rPr>
-        <w:t>Resource: Notas de Estudo (Biblica)</w:t>
+        <w:t>Resource: Biblica Study Notes</w:t>
       </w:r>
       <w:r>
         <w:rPr>
@@ -78,7 +78,7 @@
         <w:rPr>
           <w:lang w:val="pt_PT" w:bidi="pt_PT"/>
         </w:rPr>
-        <w:t>Notas de Estudo (Biblica)</w:t>
+        <w:t>Biblica Study Notes</w:t>
       </w:r>
     </w:p>
     <w:p>
